--- a/docx/cap-1-seth.docx
+++ b/docx/cap-1-seth.docx
@@ -17,436 +17,871 @@
       </w:r>
     </w:p>
     <w:p>
+      <w:pPr>
+        <w:spacing w:after="120" w:line="360" w:lineRule="auto"/>
+        <w:ind w:firstLine="432"/>
+        <w:jc w:val="both"/>
+      </w:pPr>
       <w:r>
         <w:t>Todo termina convirtiéndose en ceniza, pero algunas cosas se niegan a permanecer muertas. No recordaba su nombre, tampoco recordaba el cielo, aunque lo tenía delante. No recordaba su rostro. Solo sabía que no debía soltarlo.</w:t>
       </w:r>
     </w:p>
     <w:p>
+      <w:pPr>
+        <w:spacing w:after="120" w:line="360" w:lineRule="auto"/>
+        <w:ind w:firstLine="432"/>
+        <w:jc w:val="both"/>
+      </w:pPr>
       <w:r>
         <w:t>Sobre él se extendía una inmensidad gris, atravesada por nubes que ocultaban cualquier rastro del sol. No sabía si estaba amaneciendo o si el día llevaba horas muriendo detrás de aquella capa de humo. La luz apenas alcanzaba para distinguir las formas que se levantaban a su alrededor: muros quebrados, columnas vencidas junto a musgo y piedras amontonadas donde alguna vez debieron existir habitaciones. El viento arrastraba polvo entre las ruinas.</w:t>
       </w:r>
     </w:p>
     <w:p>
+      <w:pPr>
+        <w:spacing w:after="120" w:line="360" w:lineRule="auto"/>
+        <w:ind w:firstLine="432"/>
+        <w:jc w:val="both"/>
+      </w:pPr>
       <w:r>
         <w:t>Intentó respirar.</w:t>
       </w:r>
     </w:p>
     <w:p>
+      <w:pPr>
+        <w:spacing w:after="120" w:line="360" w:lineRule="auto"/>
+        <w:ind w:firstLine="432"/>
+        <w:jc w:val="both"/>
+      </w:pPr>
       <w:r>
         <w:t>No pudo.</w:t>
       </w:r>
     </w:p>
     <w:p>
+      <w:pPr>
+        <w:spacing w:after="120" w:line="360" w:lineRule="auto"/>
+        <w:ind w:firstLine="432"/>
+        <w:jc w:val="both"/>
+      </w:pPr>
       <w:r>
         <w:t>La ausencia de aire le produjo una angustia que su mente no supo explicar. Abrió la boca, contrajo el pecho y buscó con desesperación algo que no estaba allí. El cuerpo no respondió. Ni siquiera consiguió toser. Durante un instante, que pudo haber durado un segundo o una eternidad, permaneció inmóvil, incapaz de comprender.</w:t>
       </w:r>
     </w:p>
     <w:p>
+      <w:pPr>
+        <w:spacing w:after="120" w:line="360" w:lineRule="auto"/>
+        <w:ind w:firstLine="432"/>
+        <w:jc w:val="both"/>
+      </w:pPr>
       <w:r>
         <w:t>Entonces sintió dolor.</w:t>
       </w:r>
     </w:p>
     <w:p>
+      <w:pPr>
+        <w:spacing w:after="120" w:line="360" w:lineRule="auto"/>
+        <w:ind w:firstLine="432"/>
+        <w:jc w:val="both"/>
+      </w:pPr>
       <w:r>
         <w:t>No llegó de golpe. Empezó como una presión débil en algún lugar bajo las costillas y se extendió lentamente hacia los brazos, el cuello y el rostro. Era una sensación remota, como si perteneciera a otra persona. Después se volvió más intensa, hasta que encogió el cuerpo por puro instinto.</w:t>
       </w:r>
     </w:p>
     <w:p>
+      <w:pPr>
+        <w:spacing w:after="120" w:line="360" w:lineRule="auto"/>
+        <w:ind w:firstLine="432"/>
+        <w:jc w:val="both"/>
+      </w:pPr>
       <w:r>
         <w:t>El aire entró en sus pulmones.</w:t>
       </w:r>
     </w:p>
     <w:p>
+      <w:pPr>
+        <w:spacing w:after="120" w:line="360" w:lineRule="auto"/>
+        <w:ind w:firstLine="432"/>
+        <w:jc w:val="both"/>
+      </w:pPr>
       <w:r>
         <w:t>Fue una bocanada áspera, desesperada, seguida por una tos seca que le sacudió el pecho. Se dobló sobre sí mismo. Algo raspó su garganta y le dejó un sabor amargo en la lengua. Intentó apartarse de aquello que tenía delante, pero sus brazos se negaron a obedecerle.</w:t>
       </w:r>
     </w:p>
     <w:p>
+      <w:pPr>
+        <w:spacing w:after="120" w:line="360" w:lineRule="auto"/>
+        <w:ind w:firstLine="432"/>
+        <w:jc w:val="both"/>
+      </w:pPr>
       <w:r>
         <w:t>Solo entonces descubrió que estaba sosteniendo algo, un cuerpo.</w:t>
       </w:r>
     </w:p>
     <w:p>
+      <w:pPr>
+        <w:spacing w:after="120" w:line="360" w:lineRule="auto"/>
+        <w:ind w:firstLine="432"/>
+        <w:jc w:val="both"/>
+      </w:pPr>
       <w:r>
         <w:t>Lo tenía entre los brazos, apoyado contra su pecho, con la cabeza inclinada hacia un lado. La figura era humana, o al menos conservaba una forma que alguna vez debió pertenecer a una persona. Estaba cubierta de una capa gris que se acumulaba sobre la ropa, el cabello y los pliegues de la piel. La ceniza se había adherido a cada rincón, borrando los rasgos hasta convertir el rostro en una superficie irregular, casi irreconocible.</w:t>
       </w:r>
     </w:p>
     <w:p>
+      <w:pPr>
+        <w:spacing w:after="120" w:line="360" w:lineRule="auto"/>
+        <w:ind w:firstLine="432"/>
+        <w:jc w:val="both"/>
+      </w:pPr>
       <w:r>
         <w:t>No podía decir si era un hombre o una mujer. No podía distinguir el color de sus ojos, ni la forma de su boca, ni siquiera si el cabello que le cubría parte de la frente había sido claro u oscuro. No sabía quién era. Pero le importaba.</w:t>
       </w:r>
     </w:p>
     <w:p>
+      <w:pPr>
+        <w:spacing w:after="120" w:line="360" w:lineRule="auto"/>
+        <w:ind w:firstLine="432"/>
+        <w:jc w:val="both"/>
+      </w:pPr>
       <w:r>
         <w:t>La certeza apareció sin explicación, tan completa que por un momento le pareció absurda. No recordaba una conversación, un nombre o una sola imagen que pudiera justificarla. No había un recuerdo al que regresar, una promesa que pudiera repetir ni una historia que le permitiera entender por qué aquella cosa frente a él ocupaba un lugar tan profundo dentro de él.</w:t>
       </w:r>
     </w:p>
     <w:p>
+      <w:pPr>
+        <w:spacing w:after="120" w:line="360" w:lineRule="auto"/>
+        <w:ind w:firstLine="432"/>
+        <w:jc w:val="both"/>
+      </w:pPr>
       <w:r>
         <w:t>Solo sabía que no debía soltarla.</w:t>
       </w:r>
     </w:p>
     <w:p>
+      <w:pPr>
+        <w:spacing w:after="120" w:line="360" w:lineRule="auto"/>
+        <w:ind w:firstLine="432"/>
+        <w:jc w:val="both"/>
+      </w:pPr>
       <w:r>
         <w:t>Sus brazos se cerraron con más fuerza alrededor del cuerpo. El movimiento fue torpe, débil. Apenas consiguió acercarlo unos centímetros a su pecho.</w:t>
       </w:r>
     </w:p>
     <w:p>
+      <w:pPr>
+        <w:spacing w:after="120" w:line="360" w:lineRule="auto"/>
+        <w:ind w:firstLine="432"/>
+        <w:jc w:val="both"/>
+      </w:pPr>
       <w:r>
         <w:t>—No… —la palabra salió rota, al igual que su voz ronca.</w:t>
       </w:r>
     </w:p>
     <w:p>
+      <w:pPr>
+        <w:spacing w:after="120" w:line="360" w:lineRule="auto"/>
+        <w:ind w:firstLine="432"/>
+        <w:jc w:val="both"/>
+      </w:pPr>
       <w:r>
         <w:t>No sabía qué estaba negando. Quizá que aquello hubiera ocurrido. Quizá que fuera demasiado tarde. Tal vez intentaba decir algo que había pronunciado tantas veces que su cuerpo lo recordaba incluso después de que su mente lo hubiera perdido.</w:t>
       </w:r>
     </w:p>
     <w:p>
+      <w:pPr>
+        <w:spacing w:after="120" w:line="360" w:lineRule="auto"/>
+        <w:ind w:firstLine="432"/>
+        <w:jc w:val="both"/>
+      </w:pPr>
       <w:r>
         <w:t>La figura no respondió.</w:t>
       </w:r>
     </w:p>
     <w:p>
+      <w:pPr>
+        <w:spacing w:after="120" w:line="360" w:lineRule="auto"/>
+        <w:ind w:firstLine="432"/>
+        <w:jc w:val="both"/>
+      </w:pPr>
       <w:r>
         <w:t>Él bajó la mirada y trató de limpiar el rostro con el pulgar. La ceniza se desprendió bajo el contacto, revelando una pequeña porción de piel oscurecida. Intentó retirar más. Quería encontrar unos ojos, una expresión, cualquier rasgo que le permitiera reconocer a quien sostenía, pero el material cedió entre sus dedos. Una parte de la mejilla se deshizo.</w:t>
       </w:r>
     </w:p>
     <w:p>
+      <w:pPr>
+        <w:spacing w:after="120" w:line="360" w:lineRule="auto"/>
+        <w:ind w:firstLine="432"/>
+        <w:jc w:val="both"/>
+      </w:pPr>
       <w:r>
         <w:t>No comprendió lo que acababa de ocurrir. Observó el polvo acumulado en su palma, después el rostro que seguía sosteniendo y, por último, sus propias manos. Le temblaban tanto que apenas podía mantenerlas abiertas.</w:t>
       </w:r>
     </w:p>
     <w:p>
+      <w:pPr>
+        <w:spacing w:after="120" w:line="360" w:lineRule="auto"/>
+        <w:ind w:firstLine="432"/>
+        <w:jc w:val="both"/>
+      </w:pPr>
       <w:r>
         <w:t>Volvió a intentarlo, esta vez con una delicadeza desesperada.</w:t>
       </w:r>
     </w:p>
     <w:p>
+      <w:pPr>
+        <w:spacing w:after="120" w:line="360" w:lineRule="auto"/>
+        <w:ind w:firstLine="432"/>
+        <w:jc w:val="both"/>
+      </w:pPr>
       <w:r>
         <w:t>—Espera.</w:t>
       </w:r>
     </w:p>
     <w:p>
+      <w:pPr>
+        <w:spacing w:after="120" w:line="360" w:lineRule="auto"/>
+        <w:ind w:firstLine="432"/>
+        <w:jc w:val="both"/>
+      </w:pPr>
       <w:r>
         <w:t>No supo por qué dijo aquello. El cuerpo no podía escucharlo. No podía obedecerlo, ni pedirle que tuviera cuidado, ni reprocharle que hubiera llegado tarde. Sin embargo, habló como si todavía existiera la posibilidad de que alguien respondiera.</w:t>
       </w:r>
     </w:p>
     <w:p>
+      <w:pPr>
+        <w:spacing w:after="120" w:line="360" w:lineRule="auto"/>
+        <w:ind w:firstLine="432"/>
+        <w:jc w:val="both"/>
+      </w:pPr>
       <w:r>
         <w:t>—Espera, por favor.</w:t>
       </w:r>
     </w:p>
     <w:p>
+      <w:pPr>
+        <w:spacing w:after="120" w:line="360" w:lineRule="auto"/>
+        <w:ind w:firstLine="432"/>
+        <w:jc w:val="both"/>
+      </w:pPr>
       <w:r>
         <w:t>Otra porción de ceniza se desprendió de la figura y cayó sobre sus piernas. Dejó de respirar durante un instante. Después intentó recogerla, usando ambas manos para impedir que el polvo se dispersara. Lo hizo con torpeza, acercando los dedos, formando una pequeña barrera alrededor de los restos. Cada movimiento parecía empeorar las cosas. La ceniza se deslizaba entre las articulaciones, escapaba por los espacios que quedaban entre sus palmas y desaparecía entre las grietas de las piedras.</w:t>
       </w:r>
     </w:p>
     <w:p>
+      <w:pPr>
+        <w:spacing w:after="120" w:line="360" w:lineRule="auto"/>
+        <w:ind w:firstLine="432"/>
+        <w:jc w:val="both"/>
+      </w:pPr>
       <w:r>
         <w:t>No había nada que pudiera hacer, la idea llegó antes que cualquier recuerdo.</w:t>
       </w:r>
     </w:p>
     <w:p>
+      <w:pPr>
+        <w:spacing w:after="120" w:line="360" w:lineRule="auto"/>
+        <w:ind w:firstLine="432"/>
+        <w:jc w:val="both"/>
+      </w:pPr>
       <w:r>
         <w:t>Incluso inclinó la cabeza hasta apoyar la frente contra la de aquella persona. La superficie estaba fría. No recordaba haber sentido un frío semejante, ni siquiera podía explicar por qué lo reconocía como algo terrible. Su pecho se contrajo y una presión insoportable le cerró la garganta.</w:t>
       </w:r>
     </w:p>
     <w:p>
+      <w:pPr>
+        <w:spacing w:after="120" w:line="360" w:lineRule="auto"/>
+        <w:ind w:firstLine="432"/>
+        <w:jc w:val="both"/>
+      </w:pPr>
       <w:r>
         <w:t>Lloró.</w:t>
       </w:r>
     </w:p>
     <w:p>
+      <w:pPr>
+        <w:spacing w:after="120" w:line="360" w:lineRule="auto"/>
+        <w:ind w:firstLine="432"/>
+        <w:jc w:val="both"/>
+      </w:pPr>
       <w:r>
         <w:t>No supo cuándo había empezado. Las lágrimas le recorrieron las mejillas y arrastraron pequeños surcos por la ceniza que cubría su rostro. No había tristeza en un sentido que pudiera describir. Era algo más profundo, una herida que parecía existir antes que cualquier pensamiento, anterior incluso a la posibilidad de comprender qué había perdido.</w:t>
       </w:r>
     </w:p>
     <w:p>
+      <w:pPr>
+        <w:spacing w:after="120" w:line="360" w:lineRule="auto"/>
+        <w:ind w:firstLine="432"/>
+        <w:jc w:val="both"/>
+      </w:pPr>
       <w:r>
         <w:t>Lloró por alguien cuyo nombre no conocía, lloró por un rostro que no podía recordar y mientras lo hacía, tuvo la impresión de que ya había llorado de aquella manera.</w:t>
       </w:r>
     </w:p>
     <w:p>
+      <w:pPr>
+        <w:spacing w:after="120" w:line="360" w:lineRule="auto"/>
+        <w:ind w:firstLine="432"/>
+        <w:jc w:val="both"/>
+      </w:pPr>
       <w:r>
         <w:t>La sensación desapareció cuando intentó aferrarse a ella. No llegó a convertirse en un recuerdo. Apenas fue una sombra, un eco que se desvaneció antes de que pudiera preguntarse de dónde procedía. Cerró los ojos, no quería mirar cómo se deshacía.</w:t>
       </w:r>
     </w:p>
     <w:p>
+      <w:pPr>
+        <w:spacing w:after="120" w:line="360" w:lineRule="auto"/>
+        <w:ind w:firstLine="432"/>
+        <w:jc w:val="both"/>
+      </w:pPr>
       <w:r>
         <w:t>Cuando volvió a abrirlos, el viento había cambiado de dirección.</w:t>
       </w:r>
     </w:p>
     <w:p>
+      <w:pPr>
+        <w:spacing w:after="120" w:line="360" w:lineRule="auto"/>
+        <w:ind w:firstLine="432"/>
+        <w:jc w:val="both"/>
+      </w:pPr>
       <w:r>
         <w:t>La ceniza se acumulaba en el hueco de sus rodillas y cubría el suelo a su alrededor. Una corriente más fuerte atravesó las ruinas, levantando una nube que le obligó a proteger el rostro. Durante unos segundos no vio nada. Solo escuchó el silbido del aire entre las piedras, el roce de los restos contra el suelo y su propia respiración, todavía irregular.</w:t>
       </w:r>
     </w:p>
     <w:p>
+      <w:pPr>
+        <w:spacing w:after="120" w:line="360" w:lineRule="auto"/>
+        <w:ind w:firstLine="432"/>
+        <w:jc w:val="both"/>
+      </w:pPr>
       <w:r>
         <w:t>Abrazó el cuerpo.</w:t>
       </w:r>
     </w:p>
     <w:p>
+      <w:pPr>
+        <w:spacing w:after="120" w:line="360" w:lineRule="auto"/>
+        <w:ind w:firstLine="432"/>
+        <w:jc w:val="both"/>
+      </w:pPr>
       <w:r>
         <w:t>Fue un gesto inútil. Lo supo en cuanto sintió que algo se desprendía contra su pecho. La figura perdió parte de su forma, y la cabeza se inclinó aún más hacia atrás. Intentó sujetarla antes de que cayera, pero sus manos se hundieron en un material blando que se desmoronaba al contacto.</w:t>
       </w:r>
     </w:p>
     <w:p>
+      <w:pPr>
+        <w:spacing w:after="120" w:line="360" w:lineRule="auto"/>
+        <w:ind w:firstLine="432"/>
+        <w:jc w:val="both"/>
+      </w:pPr>
       <w:r>
         <w:t>Retrocedió.</w:t>
       </w:r>
     </w:p>
     <w:p>
+      <w:pPr>
+        <w:spacing w:after="120" w:line="360" w:lineRule="auto"/>
+        <w:ind w:firstLine="432"/>
+        <w:jc w:val="both"/>
+      </w:pPr>
       <w:r>
         <w:t>La espalda le chocó con una piedra. Un dolor agudo le atravesó el hombro y le arrancó un quejido. Por primera vez se permitió mirar alrededor, buscando algo que pudiera explicarle dónde estaba. No encontró nada que reconociera.</w:t>
       </w:r>
     </w:p>
     <w:p>
+      <w:pPr>
+        <w:spacing w:after="120" w:line="360" w:lineRule="auto"/>
+        <w:ind w:firstLine="432"/>
+        <w:jc w:val="both"/>
+      </w:pPr>
       <w:r>
         <w:t>Las ruinas se extendían mucho más allá de lo que había podido distinguir al despertar. Había restos de muros que todavía conservaban parte de su altura, escaleras que terminaban en el vacío y arcos rotos bajo los que se acumulaban montones de escombros. Algunas piedras mostraban manchas negras, como si el fuego hubiera pasado sobre ellas y hubiera decidido no consumirlas por completo.</w:t>
       </w:r>
     </w:p>
     <w:p>
+      <w:pPr>
+        <w:spacing w:after="120" w:line="360" w:lineRule="auto"/>
+        <w:ind w:firstLine="432"/>
+        <w:jc w:val="both"/>
+      </w:pPr>
       <w:r>
         <w:t>En un extremo se alzaba una torre partida por la mitad. La parte superior había desaparecido y el resto se inclinaba sobre una estructura que ya no parecía capaz de sostener su propio peso. Cerca de ella, una estatua yacía boca abajo, con los brazos separados del torso y la cabeza perdida entre los cascotes.</w:t>
       </w:r>
     </w:p>
     <w:p>
+      <w:pPr>
+        <w:spacing w:after="120" w:line="360" w:lineRule="auto"/>
+        <w:ind w:firstLine="432"/>
+        <w:jc w:val="both"/>
+      </w:pPr>
       <w:r>
         <w:t>Miró desesperado de nuevo el cuerpo, lo que quedaba de él.</w:t>
       </w:r>
     </w:p>
     <w:p>
+      <w:pPr>
+        <w:spacing w:after="120" w:line="360" w:lineRule="auto"/>
+        <w:ind w:firstLine="432"/>
+        <w:jc w:val="both"/>
+      </w:pPr>
       <w:r>
         <w:t>La figura se había deshecho casi por completo. Sobre sus piernas descansaba una acumulación irregular de ceniza, entre la que todavía se distinguían fragmentos de tela. Los recogió con ambas manos y los acercó al pecho, como si todavía pudiera protegerlos. La ceniza le cubrió las palmas, se deslizó entre sus dedos y cayó sobre la ropa. Una ráfaga de viento atravesó las ruinas.</w:t>
       </w:r>
     </w:p>
     <w:p>
+      <w:pPr>
+        <w:spacing w:after="120" w:line="360" w:lineRule="auto"/>
+        <w:ind w:firstLine="432"/>
+        <w:jc w:val="both"/>
+      </w:pPr>
       <w:r>
         <w:t>—No, no, no…</w:t>
       </w:r>
     </w:p>
     <w:p>
+      <w:pPr>
+        <w:spacing w:after="120" w:line="360" w:lineRule="auto"/>
+        <w:ind w:firstLine="432"/>
+        <w:jc w:val="both"/>
+      </w:pPr>
       <w:r>
         <w:t>Trató de cubrirla con los brazos. El viento se llevó una parte, después otra. El polvo gris se elevó por encima de sus manos y se dispersó entre las piedras, sin dejar nada que pudiera recuperar. Permaneció encorvado mucho después de que el aire volviera a quedar quieto, sus brazos seguían cerrados. Pero no había nada dentro de ellos, tardó en darse cuenta.</w:t>
       </w:r>
     </w:p>
     <w:p>
+      <w:pPr>
+        <w:spacing w:after="120" w:line="360" w:lineRule="auto"/>
+        <w:ind w:firstLine="432"/>
+        <w:jc w:val="both"/>
+      </w:pPr>
       <w:r>
         <w:t>Miró sus manos vacías y sintió que algo se quebraba en su interior. No era la primera vez que experimentaba aquella ausencia. De eso estaba seguro, aunque no podía recordar cuándo había sucedido antes. Era como llegar a una habitación donde alguien acababa de marcharse: todavía quedaba algo en el aire, una impresión de presencia que no podía confundirse con el vacío, pero que tampoco podía convertirse en una prueba.</w:t>
       </w:r>
     </w:p>
     <w:p>
+      <w:pPr>
+        <w:spacing w:after="120" w:line="360" w:lineRule="auto"/>
+        <w:ind w:firstLine="432"/>
+        <w:jc w:val="both"/>
+      </w:pPr>
       <w:r>
         <w:t>Se apretó la muñeca y esperó. Al principio no ocurrió nada. Entonces sintió un golpe débil bajo la piel. Después otro. Un tercero.</w:t>
       </w:r>
     </w:p>
     <w:p>
+      <w:pPr>
+        <w:spacing w:after="120" w:line="360" w:lineRule="auto"/>
+        <w:ind w:firstLine="432"/>
+        <w:jc w:val="both"/>
+      </w:pPr>
       <w:r>
         <w:t>Su corazón latía.</w:t>
       </w:r>
     </w:p>
     <w:p>
+      <w:pPr>
+        <w:spacing w:after="120" w:line="360" w:lineRule="auto"/>
+        <w:ind w:firstLine="432"/>
+        <w:jc w:val="both"/>
+      </w:pPr>
       <w:r>
         <w:t>Se llevó la otra mano al pecho, por encima de la ropa rígida de ceniza, para confirmarlo desde dentro. Ahí estaba: lento, demasiado lento, como un tambor que alguien hubiera olvidado tocar durante mucho tiempo y volviera a intentarlo sin recordar del todo el compás. Contó los latidos igual que un náufrago cuenta las tablas que le quedan: con la certeza de que podían fallarle en cualquier momento y el miedo de que, si dejaba de contarlos, se detuvieran. Diez. Veinte. No se detuvieron. Pero tampoco se aceleraron, ni se calmaron del todo, y aquello —un corazón que latía como si hubiera que recordarle cómo hacerlo— lo inquietó más que el silencio de antes.</w:t>
       </w:r>
     </w:p>
     <w:p>
+      <w:pPr>
+        <w:spacing w:after="120" w:line="360" w:lineRule="auto"/>
+        <w:ind w:firstLine="432"/>
+        <w:jc w:val="both"/>
+      </w:pPr>
       <w:r>
         <w:t>Había algo profundamente equivocado en estar vivo. No sabía explicarlo mejor que así. No era alivio lo que sentía al notar el pulso; era extrañeza, la de quien encuentra una herramienta en la mano y no recuerda haberla cogido. El cuerpo funcionaba. Respiraba, dolía, sangraba, latía. Y aun así le quedaba la sensación insistente de ser un huésped en él, de haber vuelto a una casa que seguía siendo suya pero en la que alguien había movido todos los muebles mientras él no estaba.</w:t>
       </w:r>
     </w:p>
     <w:p>
+      <w:pPr>
+        <w:spacing w:after="120" w:line="360" w:lineRule="auto"/>
+        <w:ind w:firstLine="432"/>
+        <w:jc w:val="both"/>
+      </w:pPr>
       <w:r>
         <w:t>Estaba vivo, no sabía cómo, no sabía por qué. Solo sabía que, en algún momento que no podía recordar, había dejado de estarlo. La certeza no procedía de una imagen ni de una explicación. Surgía de algo más profundo: la ausencia de aire que había sentido al despertar, el frío que parecía haber ocupado cada rincón de su existencia y la extraña sensación de que el mundo había continuado sin él.</w:t>
       </w:r>
     </w:p>
     <w:p>
+      <w:pPr>
+        <w:spacing w:after="120" w:line="360" w:lineRule="auto"/>
+        <w:ind w:firstLine="432"/>
+        <w:jc w:val="both"/>
+      </w:pPr>
       <w:r>
         <w:t>Por más que intentó recordar el momento anterior a su despertar, encontró oscuridad. Buscó algo que pudiera precederla: una voz, un golpe, el calor de una hoguera, el sonido de alguien pronunciando su nombre. Cualquier cosa habría bastado.</w:t>
       </w:r>
     </w:p>
     <w:p>
+      <w:pPr>
+        <w:spacing w:after="120" w:line="360" w:lineRule="auto"/>
+        <w:ind w:firstLine="432"/>
+        <w:jc w:val="both"/>
+      </w:pPr>
       <w:r>
         <w:t>Nada. La oscuridad no era un recuerdo. Era la ausencia de uno.</w:t>
       </w:r>
     </w:p>
     <w:p>
+      <w:pPr>
+        <w:spacing w:after="120" w:line="360" w:lineRule="auto"/>
+        <w:ind w:firstLine="432"/>
+        <w:jc w:val="both"/>
+      </w:pPr>
       <w:r>
         <w:t>Cerró los ojos y apretó los dientes. Buscó más profundamente, sin saber siquiera qué esperaba encontrar. La presión detrás de sus ojos aumentó. Un dolor punzante le recorrió la cabeza y le obligó a inclinarse hacia delante. Por un instante creyó escuchar algo.</w:t>
       </w:r>
     </w:p>
     <w:p>
+      <w:pPr>
+        <w:spacing w:after="120" w:line="360" w:lineRule="auto"/>
+        <w:ind w:firstLine="432"/>
+        <w:jc w:val="both"/>
+      </w:pPr>
       <w:r>
         <w:t>No fue una voz clara. Tampoco una palabra que pudiera reconocer. Apenas una vibración lejana, como el eco de un sonido que había atravesado demasiados muros para llegar hasta él. Abrió los ojos, pero el viento seguía soplando y las ruinas continuaban vacías. No había nadie.</w:t>
       </w:r>
     </w:p>
     <w:p>
+      <w:pPr>
+        <w:spacing w:after="120" w:line="360" w:lineRule="auto"/>
+        <w:ind w:firstLine="432"/>
+        <w:jc w:val="both"/>
+      </w:pPr>
       <w:r>
         <w:t>Se llevó una mano a la cabeza, respirando con dificultad. El dolor comenzó a disminuir, pero dejó tras de sí una sensación desagradable, la certeza de que había intentado abrir una puerta que no debía abrirse.</w:t>
       </w:r>
     </w:p>
     <w:p>
+      <w:pPr>
+        <w:spacing w:after="120" w:line="360" w:lineRule="auto"/>
+        <w:ind w:firstLine="432"/>
+        <w:jc w:val="both"/>
+      </w:pPr>
       <w:r>
         <w:t>No volvió a intentarlo, todavía no.</w:t>
       </w:r>
     </w:p>
     <w:p>
+      <w:pPr>
+        <w:spacing w:after="120" w:line="360" w:lineRule="auto"/>
+        <w:ind w:firstLine="432"/>
+        <w:jc w:val="both"/>
+      </w:pPr>
       <w:r>
         <w:t>El cielo seguía gris cuando consiguió ponerse de pie. Tuvo que apoyarse en una columna quebrada, esperar a que sus piernas dejaran de temblar y avanzar con pasos pequeños. No podía permanecer allí. No sabía quién había construido aquellas estructuras ni por qué había despertado en medio de sus restos, pero quedarse significaba continuar mirando algo que no podía comprender.</w:t>
       </w:r>
     </w:p>
     <w:p>
+      <w:pPr>
+        <w:spacing w:after="120" w:line="360" w:lineRule="auto"/>
+        <w:ind w:firstLine="432"/>
+        <w:jc w:val="both"/>
+      </w:pPr>
       <w:r>
         <w:t>Encontró la salida mucho después: un tramo de muralla derrumbada, una abertura irregular entre piedras ennegrecidas. Al llegar a la parte superior, se detuvo. Desde allí pudo ver la extensión de las ruinas, los muros que se perdían en todas direcciones, los restos de una construcción mucho más grande de lo que había imaginado. No sintió nostalgia, no reconoció un hogar. Sin embargo, una presión le oprimió el pecho: la sensación de haber llegado tarde a un lugar donde todavía debía existir alguien.</w:t>
       </w:r>
     </w:p>
     <w:p>
+      <w:pPr>
+        <w:spacing w:after="120" w:line="360" w:lineRule="auto"/>
+        <w:ind w:firstLine="432"/>
+        <w:jc w:val="both"/>
+      </w:pPr>
       <w:r>
         <w:t>Miró hacia atrás una última vez. En algún lugar entre aquellas piedras, la ceniza que había intentado conservar se había mezclado con todo lo demás. Sus dedos volvieron a cerrarse, como si todavía sostuvieran algo. Durante un instante protegió un vacío que solo él parecía capaz de sentir. Después separó las manos.</w:t>
       </w:r>
     </w:p>
     <w:p>
+      <w:pPr>
+        <w:spacing w:after="120" w:line="360" w:lineRule="auto"/>
+        <w:ind w:firstLine="432"/>
+        <w:jc w:val="both"/>
+      </w:pPr>
       <w:r>
         <w:t>El viento pasó entre ellas. Esta vez no intentó detenerlo.</w:t>
       </w:r>
     </w:p>
     <w:p>
+      <w:pPr>
+        <w:spacing w:after="120" w:line="360" w:lineRule="auto"/>
+        <w:ind w:firstLine="432"/>
+        <w:jc w:val="both"/>
+      </w:pPr>
       <w:r>
         <w:t>El terreno descendía hacia una extensión de tierra irregular. Avanzó despacio, midiendo cada paso. Necesitaba agua, alimento, un lugar donde descansar. Necesitaba descubrir quién era. La última necesidad era la más difícil, porque no recordaba su nombre, y la idea de carecer de él le producía una incomodidad que no podía atribuir al miedo. Un nombre debía ser algo sencillo. Sin embargo, al intentar encontrar el suyo, sintió que buscaba algo mucho más grande. Algo que no podía permitirse perder.</w:t>
       </w:r>
     </w:p>
     <w:p>
+      <w:pPr>
+        <w:spacing w:after="120" w:line="360" w:lineRule="auto"/>
+        <w:ind w:firstLine="432"/>
+        <w:jc w:val="both"/>
+      </w:pPr>
       <w:r>
         <w:t>No tenía una promesa que cumplir, ni un destino que perseguir, ni una voz que le indicara qué camino debía tomar. No sabía si había sido un soldado, un campesino, un noble o alguien que jamás había tenido un lugar al que regresar. Solo sabía que, cuando despertó, había intentado conservar aquel cuerpo. Y que, cuando no pudo, siguió buscando una forma de impedir que desapareciera.</w:t>
       </w:r>
     </w:p>
     <w:p>
+      <w:pPr>
+        <w:spacing w:after="120" w:line="360" w:lineRule="auto"/>
+        <w:ind w:firstLine="432"/>
+        <w:jc w:val="both"/>
+      </w:pPr>
       <w:r>
         <w:t>No podía quedarse allí, no mientras existiera la posibilidad de que alguien más necesitara ayuda. La certeza no llegó acompañada de orgullo. Tampoco de esperanza. Era una obligación que no recordaba haber aceptado y que, sin embargo, no podía ignorar. Quizá siempre había sido así. Quizá acababa de decidirlo por primera vez.</w:t>
       </w:r>
     </w:p>
     <w:p>
+      <w:pPr>
+        <w:spacing w:after="120" w:line="360" w:lineRule="auto"/>
+        <w:ind w:firstLine="432"/>
+        <w:jc w:val="both"/>
+      </w:pPr>
       <w:r>
         <w:t>Fue entonces cuando vio el brillo.</w:t>
       </w:r>
     </w:p>
     <w:p>
+      <w:pPr>
+        <w:spacing w:after="120" w:line="360" w:lineRule="auto"/>
+        <w:ind w:firstLine="432"/>
+        <w:jc w:val="both"/>
+      </w:pPr>
       <w:r>
         <w:t>A unos pasos del sendero, medio oculto bajo unas ramas secas, había un fragmento de vidrio. Se agachó para recogerlo y descubrió que pertenecía a un espejo. Lo limpió con la manga. Al principio solo distinguió el cielo gris y las formas borrosas de los árboles. Después inclinó el fragmento, buscando un ángulo que le permitiera verse.</w:t>
       </w:r>
     </w:p>
     <w:p>
+      <w:pPr>
+        <w:spacing w:after="120" w:line="360" w:lineRule="auto"/>
+        <w:ind w:firstLine="432"/>
+        <w:jc w:val="both"/>
+      </w:pPr>
       <w:r>
         <w:t>Y encontró un rostro.</w:t>
       </w:r>
     </w:p>
     <w:p>
+      <w:pPr>
+        <w:spacing w:after="120" w:line="360" w:lineRule="auto"/>
+        <w:ind w:firstLine="432"/>
+        <w:jc w:val="both"/>
+      </w:pPr>
       <w:r>
         <w:t>El muchacho que lo observaba desde el vidrio tenía el cabello negro, abundante y desordenado, levantado en mechones puntiagudos. Algunos caían sobre su frente y ocultaban parcialmente sus ojos, oscuros, de una concentración casi hostil. Tenía la mandíbula marcada, la nariz recta y la expresión severa de alguien dispuesto a enfrentarse al mundo. No reconoció nada. Ni una cicatriz, ni un gesto familiar. Aquel rostro era suyo, pero la certeza no venía acompañada de pertenencia. Era como mirar el retrato de un desconocido y descubrir, sin ninguna posibilidad de negarlo, que estaba contemplando su propia imagen.</w:t>
       </w:r>
     </w:p>
     <w:p>
+      <w:pPr>
+        <w:spacing w:after="120" w:line="360" w:lineRule="auto"/>
+        <w:ind w:firstLine="432"/>
+        <w:jc w:val="both"/>
+      </w:pPr>
       <w:r>
         <w:t>Una grieta atravesaba el espejo de lado a lado. Al inclinarlo, la fractura dividió su rostro en dos partes desiguales: un ojo por encima de la línea, el otro por debajo. Dejó escapar una respiración lenta y guardó el vidrio bajo la capa. No tenía sentido seguir interrogando a una imagen que no podía responderle.</w:t>
       </w:r>
     </w:p>
     <w:p>
+      <w:pPr>
+        <w:spacing w:after="120" w:line="360" w:lineRule="auto"/>
+        <w:ind w:firstLine="432"/>
+        <w:jc w:val="both"/>
+      </w:pPr>
       <w:r>
         <w:t>Entonces oyó un graznido.</w:t>
       </w:r>
     </w:p>
     <w:p>
+      <w:pPr>
+        <w:spacing w:after="120" w:line="360" w:lineRule="auto"/>
+        <w:ind w:firstLine="432"/>
+        <w:jc w:val="both"/>
+      </w:pPr>
       <w:r>
         <w:t>Sobre una roca situada unos metros más adelante había una urraca. El ave permanecía quieta, con la cabeza ladeada, observándolo con uno de sus ojos oscuros. El plumaje negro reflejaba destellos azulados; las plumas blancas de los costados contrastaban con la piedra gris. No parecía asustada.</w:t>
       </w:r>
     </w:p>
     <w:p>
+      <w:pPr>
+        <w:spacing w:after="120" w:line="360" w:lineRule="auto"/>
+        <w:ind w:firstLine="432"/>
+        <w:jc w:val="both"/>
+      </w:pPr>
       <w:r>
         <w:t>—¿Qué haces aquí? —murmuró.</w:t>
       </w:r>
     </w:p>
     <w:p>
+      <w:pPr>
+        <w:spacing w:after="120" w:line="360" w:lineRule="auto"/>
+        <w:ind w:firstLine="432"/>
+        <w:jc w:val="both"/>
+      </w:pPr>
       <w:r>
         <w:t>El ave no respondió, por supuesto. Y, sin embargo, algo cambió en él. Una presión detrás de las costillas, semejante a la que había sentido entre las ruinas. Por un instante, el graznido pareció despertar algo demasiado lejano para convertirse en un recuerdo. No era miedo. Tampoco familiaridad. Era la impresión de que había algo pendiente entre ambos.</w:t>
       </w:r>
     </w:p>
     <w:p>
+      <w:pPr>
+        <w:spacing w:after="120" w:line="360" w:lineRule="auto"/>
+        <w:ind w:firstLine="432"/>
+        <w:jc w:val="both"/>
+      </w:pPr>
       <w:r>
         <w:t>La urraca echó a volar.</w:t>
       </w:r>
     </w:p>
     <w:p>
+      <w:pPr>
+        <w:spacing w:after="120" w:line="360" w:lineRule="auto"/>
+        <w:ind w:firstLine="432"/>
+        <w:jc w:val="both"/>
+      </w:pPr>
       <w:r>
         <w:t>—¡Espera!</w:t>
       </w:r>
     </w:p>
     <w:p>
+      <w:pPr>
+        <w:spacing w:after="120" w:line="360" w:lineRule="auto"/>
+        <w:ind w:firstLine="432"/>
+        <w:jc w:val="both"/>
+      </w:pPr>
       <w:r>
         <w:t>No supo por qué gritó aquello. El ave cruzó por encima de las rocas y se posó a cierta distancia. Giró la cabeza hacia él, como si comprobara que seguía allí. Cuando él avanzó, ella voló de nuevo. No se alejó demasiado. Esperó sobre una rama mientras él se acercaba y, cuando estuvo a punto de alcanzarla, desplegó las alas y se marchó otra vez.</w:t>
       </w:r>
     </w:p>
     <w:p>
+      <w:pPr>
+        <w:spacing w:after="120" w:line="360" w:lineRule="auto"/>
+        <w:ind w:firstLine="432"/>
+        <w:jc w:val="both"/>
+      </w:pPr>
       <w:r>
         <w:t>—¿Qué demonios quieres? —su voz sonó más irritada de lo que pretendía.</w:t>
       </w:r>
     </w:p>
     <w:p>
+      <w:pPr>
+        <w:spacing w:after="120" w:line="360" w:lineRule="auto"/>
+        <w:ind w:firstLine="432"/>
+        <w:jc w:val="both"/>
+      </w:pPr>
       <w:r>
         <w:t>Podía dejarla marchar. Era un animal. No tenía motivos para perseguirlo, y mucho menos cuando apenas podía sostenerse. Pero llevaba demasiado tiempo rodeado de preguntas sin respuesta. Una más no podía hacerle daño.</w:t>
       </w:r>
     </w:p>
     <w:p>
+      <w:pPr>
+        <w:spacing w:after="120" w:line="360" w:lineRule="auto"/>
+        <w:ind w:firstLine="432"/>
+        <w:jc w:val="both"/>
+      </w:pPr>
       <w:r>
         <w:t>—Está bien. Ya voy.</w:t>
       </w:r>
     </w:p>
     <w:p>
+      <w:pPr>
+        <w:spacing w:after="120" w:line="360" w:lineRule="auto"/>
+        <w:ind w:firstLine="432"/>
+        <w:jc w:val="both"/>
+      </w:pPr>
       <w:r>
         <w:t>El ave lo condujo entre las rocas, bordeando una pendiente que se volvía cada vez más pronunciada. El terreno se estrechó hasta convertirse en una franja de piedra que rodeaba la ladera. A un lado se levantaba la montaña; al otro, el suelo caía en una pendiente abrupta. El viento soplaba con más fuerza allí arriba, empujando los bordes de su capa y levantando pequeñas nubes de polvo.</w:t>
       </w:r>
     </w:p>
     <w:p>
+      <w:pPr>
+        <w:spacing w:after="120" w:line="360" w:lineRule="auto"/>
+        <w:ind w:firstLine="432"/>
+        <w:jc w:val="both"/>
+      </w:pPr>
       <w:r>
         <w:t>La urraca esperaba sobre una piedra situada al otro extremo de la franja. Él dio un paso. Después otro.</w:t>
       </w:r>
     </w:p>
     <w:p>
+      <w:pPr>
+        <w:spacing w:after="120" w:line="360" w:lineRule="auto"/>
+        <w:ind w:firstLine="432"/>
+        <w:jc w:val="both"/>
+      </w:pPr>
       <w:r>
         <w:t>La piedra bajo su pie se desplazó.</w:t>
       </w:r>
     </w:p>
     <w:p>
+      <w:pPr>
+        <w:spacing w:after="120" w:line="360" w:lineRule="auto"/>
+        <w:ind w:firstLine="432"/>
+        <w:jc w:val="both"/>
+      </w:pPr>
       <w:r>
         <w:t>No tuvo tiempo de reaccionar. Su cuerpo perdió el equilibrio y chocó con la pared rocosa. Intentó aferrarse a una saliente, pero los dedos resbalaron sobre la superficie cubierta de polvo. Durante un instante consiguió sostenerse con una sola mano, sintiendo cómo el peso de su cuerpo tiraba del hombro.</w:t>
       </w:r>
     </w:p>
     <w:p>
+      <w:pPr>
+        <w:spacing w:after="120" w:line="360" w:lineRule="auto"/>
+        <w:ind w:firstLine="432"/>
+        <w:jc w:val="both"/>
+      </w:pPr>
       <w:r>
         <w:t>La roca cedió bajo sus dedos.</w:t>
       </w:r>
     </w:p>
     <w:p>
+      <w:pPr>
+        <w:spacing w:after="120" w:line="360" w:lineRule="auto"/>
+        <w:ind w:firstLine="432"/>
+        <w:jc w:val="both"/>
+      </w:pPr>
       <w:r>
         <w:t>Cayó.</w:t>
       </w:r>
     </w:p>
     <w:p>
+      <w:pPr>
+        <w:spacing w:after="120" w:line="360" w:lineRule="auto"/>
+        <w:ind w:firstLine="432"/>
+        <w:jc w:val="both"/>
+      </w:pPr>
       <w:r>
         <w:t>El primer golpe le arrancó el aire de los pulmones. Rodó sobre una superficie inclinada, golpeándose contra piedras y raíces que apenas alcanzó a distinguir. La capa tiró de su cuello antes de soltarse. El mundo se convirtió en una sucesión de cielo gris, roca y sombras. Un último impacto le golpeó la cabeza.</w:t>
       </w:r>
     </w:p>
     <w:p>
+      <w:pPr>
+        <w:spacing w:after="120" w:line="360" w:lineRule="auto"/>
+        <w:ind w:firstLine="432"/>
+        <w:jc w:val="both"/>
+      </w:pPr>
       <w:r>
         <w:t>Había muerto una vez, sin saber cómo.</w:t>
       </w:r>
     </w:p>
     <w:p>
+      <w:pPr>
+        <w:spacing w:after="120" w:line="360" w:lineRule="auto"/>
+        <w:ind w:firstLine="432"/>
+        <w:jc w:val="both"/>
+      </w:pPr>
       <w:r>
         <w:t>Esta vez, mientras la oscuridad volvía a cerrarse sobre él, solo tuvo tiempo para un pensamiento: que nadie, en ninguna parte, sabía que había despertado.</w:t>
       </w:r>
     </w:p>
     <w:p>
+      <w:pPr>
+        <w:spacing w:after="120" w:line="360" w:lineRule="auto"/>
+        <w:ind w:firstLine="432"/>
+        <w:jc w:val="both"/>
+      </w:pPr>
       <w:r>
         <w:t>Después, nada.</w:t>
       </w:r>
